--- a/docs/Arteria-Deployment-Guide.docx
+++ b/docs/Arteria-Deployment-Guide.docx
@@ -10,7 +10,7 @@
         <w:t xml:space="preserve">Arteria Deployment Guide</w:t>
       </w:r>
     </w:p>
-    <w:bookmarkStart w:id="57" w:name="arteria-deployment-guide"/>
+    <w:bookmarkStart w:id="59" w:name="arteria-deployment-guide"/>
     <w:p>
       <w:pPr>
         <w:pStyle w:val="Heading1"/>
@@ -148,7 +148,49 @@
         <w:pStyle w:val="FirstParagraph"/>
       </w:pPr>
       <w:r>
-        <w:t xml:space="preserve">This starts 6 containers:</w:t>
+        <w:rPr>
+          <w:b/>
+          <w:bCs/>
+        </w:rPr>
+        <w:t xml:space="preserve">Default credentials:</w:t>
+      </w:r>
+      <w:r>
+        <w:t xml:space="preserve"> </w:t>
+      </w:r>
+      <w:r>
+        <w:rPr>
+          <w:rStyle w:val="VerbatimChar"/>
+        </w:rPr>
+        <w:t xml:space="preserve">admin</w:t>
+      </w:r>
+      <w:r>
+        <w:t xml:space="preserve"> </w:t>
+      </w:r>
+      <w:r>
+        <w:t xml:space="preserve">/</w:t>
+      </w:r>
+      <w:r>
+        <w:t xml:space="preserve"> </w:t>
+      </w:r>
+      <w:r>
+        <w:rPr>
+          <w:rStyle w:val="VerbatimChar"/>
+        </w:rPr>
+        <w:t xml:space="preserve">arteria123</w:t>
+      </w:r>
+      <w:r>
+        <w:t xml:space="preserve"> </w:t>
+      </w:r>
+      <w:r>
+        <w:t xml:space="preserve">— you will be prompted to set a new password on first login.</w:t>
+      </w:r>
+    </w:p>
+    <w:p>
+      <w:pPr>
+        <w:pStyle w:val="BodyText"/>
+      </w:pPr>
+      <w:r>
+        <w:t xml:space="preserve">This starts 10 containers:</w:t>
       </w:r>
     </w:p>
     <w:tbl>
@@ -366,7 +408,7 @@
               <w:pStyle w:val="Compact"/>
             </w:pPr>
             <w:r>
-              <w:t xml:space="preserve">MLLP → NATS ingest</w:t>
+              <w:t xml:space="preserve">MLLP → NATS ingest (inbound)</w:t>
             </w:r>
           </w:p>
         </w:tc>
@@ -413,7 +455,54 @@
               <w:pStyle w:val="Compact"/>
             </w:pPr>
             <w:r>
-              <w:t xml:space="preserve">NATS → V8 filter → ScyllaDB</w:t>
+              <w:t xml:space="preserve">NATS → V8 filter → route</w:t>
+            </w:r>
+          </w:p>
+        </w:tc>
+      </w:tr>
+      <w:tr>
+        <w:tc>
+          <w:tcPr/>
+          <w:p>
+            <w:pPr>
+              <w:pStyle w:val="Compact"/>
+            </w:pPr>
+            <w:r>
+              <w:rPr>
+                <w:rStyle w:val="VerbatimChar"/>
+              </w:rPr>
+              <w:t xml:space="preserve">arteria-egress</w:t>
+            </w:r>
+          </w:p>
+        </w:tc>
+        <w:tc>
+          <w:tcPr/>
+          <w:p>
+            <w:pPr>
+              <w:pStyle w:val="Compact"/>
+            </w:pPr>
+            <w:r>
+              <w:t xml:space="preserve">Built from</w:t>
+            </w:r>
+            <w:r>
+              <w:t xml:space="preserve"> </w:t>
+            </w:r>
+            <w:r>
+              <w:rPr>
+                <w:rStyle w:val="VerbatimChar"/>
+              </w:rPr>
+              <w:t xml:space="preserve">backend/</w:t>
+            </w:r>
+          </w:p>
+        </w:tc>
+        <w:tc>
+          <w:tcPr/>
+          <w:p>
+            <w:pPr>
+              <w:pStyle w:val="Compact"/>
+            </w:pPr>
+            <w:r>
+              <w:t xml:space="preserve">Route → deliver to output CPs</w:t>
             </w:r>
           </w:p>
         </w:tc>
@@ -508,6 +597,132 @@
             </w:pPr>
             <w:r>
               <w:t xml:space="preserve">Next.js dashboard</w:t>
+            </w:r>
+          </w:p>
+        </w:tc>
+      </w:tr>
+      <w:tr>
+        <w:tc>
+          <w:tcPr/>
+          <w:p>
+            <w:pPr>
+              <w:pStyle w:val="Compact"/>
+            </w:pPr>
+            <w:r>
+              <w:rPr>
+                <w:rStyle w:val="VerbatimChar"/>
+              </w:rPr>
+              <w:t xml:space="preserve">arteria-tunnel-broker</w:t>
+            </w:r>
+          </w:p>
+        </w:tc>
+        <w:tc>
+          <w:tcPr/>
+          <w:p>
+            <w:pPr>
+              <w:pStyle w:val="Compact"/>
+            </w:pPr>
+            <w:r>
+              <w:t xml:space="preserve">Built from</w:t>
+            </w:r>
+            <w:r>
+              <w:t xml:space="preserve"> </w:t>
+            </w:r>
+            <w:r>
+              <w:rPr>
+                <w:rStyle w:val="VerbatimChar"/>
+              </w:rPr>
+              <w:t xml:space="preserve">backend/</w:t>
+            </w:r>
+          </w:p>
+        </w:tc>
+        <w:tc>
+          <w:tcPr/>
+          <w:p>
+            <w:pPr>
+              <w:pStyle w:val="Compact"/>
+            </w:pPr>
+            <w:r>
+              <w:t xml:space="preserve">Aorta mTLS broker</w:t>
+            </w:r>
+          </w:p>
+        </w:tc>
+      </w:tr>
+      <w:tr>
+        <w:tc>
+          <w:tcPr/>
+          <w:p>
+            <w:pPr>
+              <w:pStyle w:val="Compact"/>
+            </w:pPr>
+            <w:r>
+              <w:rPr>
+                <w:rStyle w:val="VerbatimChar"/>
+              </w:rPr>
+              <w:t xml:space="preserve">arteria-caddy</w:t>
+            </w:r>
+          </w:p>
+        </w:tc>
+        <w:tc>
+          <w:tcPr/>
+          <w:p>
+            <w:pPr>
+              <w:pStyle w:val="Compact"/>
+            </w:pPr>
+            <w:r>
+              <w:rPr>
+                <w:rStyle w:val="VerbatimChar"/>
+              </w:rPr>
+              <w:t xml:space="preserve">caddy:2-alpine</w:t>
+            </w:r>
+          </w:p>
+        </w:tc>
+        <w:tc>
+          <w:tcPr/>
+          <w:p>
+            <w:pPr>
+              <w:pStyle w:val="Compact"/>
+            </w:pPr>
+            <w:r>
+              <w:t xml:space="preserve">TLS reverse proxy</w:t>
+            </w:r>
+          </w:p>
+        </w:tc>
+      </w:tr>
+      <w:tr>
+        <w:tc>
+          <w:tcPr/>
+          <w:p>
+            <w:pPr>
+              <w:pStyle w:val="Compact"/>
+            </w:pPr>
+            <w:r>
+              <w:rPr>
+                <w:rStyle w:val="VerbatimChar"/>
+              </w:rPr>
+              <w:t xml:space="preserve">arteria-backup</w:t>
+            </w:r>
+          </w:p>
+        </w:tc>
+        <w:tc>
+          <w:tcPr/>
+          <w:p>
+            <w:pPr>
+              <w:pStyle w:val="Compact"/>
+            </w:pPr>
+            <w:r>
+              <w:t xml:space="preserve">Built from root</w:t>
+            </w:r>
+          </w:p>
+        </w:tc>
+        <w:tc>
+          <w:tcPr/>
+          <w:p>
+            <w:pPr>
+              <w:pStyle w:val="Compact"/>
+            </w:pPr>
+            <w:r>
+              <w:t xml:space="preserve">Scheduled config backup</w:t>
             </w:r>
           </w:p>
         </w:tc>
@@ -2344,6 +2559,41 @@
         <w:t xml:space="preserve">4</w:t>
       </w:r>
     </w:p>
+    <w:p>
+      <w:pPr>
+        <w:pStyle w:val="FirstParagraph"/>
+      </w:pPr>
+      <w:r>
+        <w:t xml:space="preserve">The processing container includes Python3, dotnet-sdk-8.0, and dotnet-script for polyglot filter execution. The Dockerfile uses multi-stage builds from</w:t>
+      </w:r>
+      <w:r>
+        <w:t xml:space="preserve"> </w:t>
+      </w:r>
+      <w:r>
+        <w:rPr>
+          <w:rStyle w:val="VerbatimChar"/>
+        </w:rPr>
+        <w:t xml:space="preserve">golang:1.23-bookworm</w:t>
+      </w:r>
+      <w:r>
+        <w:t xml:space="preserve"> </w:t>
+      </w:r>
+      <w:r>
+        <w:t xml:space="preserve">(required for V8) and</w:t>
+      </w:r>
+      <w:r>
+        <w:t xml:space="preserve"> </w:t>
+      </w:r>
+      <w:r>
+        <w:rPr>
+          <w:rStyle w:val="VerbatimChar"/>
+        </w:rPr>
+        <w:t xml:space="preserve">mcr.microsoft.com/dotnet/sdk:8.0-bookworm-slim</w:t>
+      </w:r>
+      <w:r>
+        <w:t xml:space="preserve">.</w:t>
+      </w:r>
+    </w:p>
     <w:bookmarkEnd w:id="22"/>
     <w:bookmarkStart w:id="23" w:name="tls"/>
     <w:p>
@@ -2558,7 +2808,7 @@
         <w:rPr>
           <w:rStyle w:val="VerbatimChar"/>
         </w:rPr>
-        <w:t xml:space="preserve">http://localhost:3000</w:t>
+        <w:t xml:space="preserve">https://your-domain</w:t>
       </w:r>
       <w:r>
         <w:t xml:space="preserve">:</w:t>
@@ -2621,13 +2871,13 @@
           <w:b/>
           <w:bCs/>
         </w:rPr>
-        <w:t xml:space="preserve">Routes</w:t>
-      </w:r>
-      <w:r>
-        <w:t xml:space="preserve"> </w:t>
-      </w:r>
-      <w:r>
-        <w:t xml:space="preserve">— Route configuration with Monaco JS editor for filters</w:t>
+        <w:t xml:space="preserve">Message Flow</w:t>
+      </w:r>
+      <w:r>
+        <w:t xml:space="preserve"> </w:t>
+      </w:r>
+      <w:r>
+        <w:t xml:space="preserve">— Real-time visual message flow with WebSocket streaming</w:t>
       </w:r>
     </w:p>
     <w:p>
@@ -2643,13 +2893,13 @@
           <w:b/>
           <w:bCs/>
         </w:rPr>
-        <w:t xml:space="preserve">Comm Points</w:t>
-      </w:r>
-      <w:r>
-        <w:t xml:space="preserve"> </w:t>
-      </w:r>
-      <w:r>
-        <w:t xml:space="preserve">— Communication point management with live log viewer</w:t>
+        <w:t xml:space="preserve">Routes</w:t>
+      </w:r>
+      <w:r>
+        <w:t xml:space="preserve"> </w:t>
+      </w:r>
+      <w:r>
+        <w:t xml:space="preserve">— Route configuration with Monaco editor for filter chains (JS, Python, .NET, bash, connector)</w:t>
       </w:r>
     </w:p>
     <w:p>
@@ -2665,13 +2915,101 @@
           <w:b/>
           <w:bCs/>
         </w:rPr>
+        <w:t xml:space="preserve">Comm Points</w:t>
+      </w:r>
+      <w:r>
+        <w:t xml:space="preserve"> </w:t>
+      </w:r>
+      <w:r>
+        <w:t xml:space="preserve">— Communication point management with live log viewer</w:t>
+      </w:r>
+    </w:p>
+    <w:p>
+      <w:pPr>
+        <w:pStyle w:val="Compact"/>
+        <w:numPr>
+          <w:ilvl w:val="0"/>
+          <w:numId w:val="1002"/>
+        </w:numPr>
+      </w:pPr>
+      <w:r>
+        <w:rPr>
+          <w:b/>
+          <w:bCs/>
+        </w:rPr>
+        <w:t xml:space="preserve">Aorta Mesh</w:t>
+      </w:r>
+      <w:r>
+        <w:t xml:space="preserve"> </w:t>
+      </w:r>
+      <w:r>
+        <w:t xml:space="preserve">— Capillary node management + enrollment</w:t>
+      </w:r>
+    </w:p>
+    <w:p>
+      <w:pPr>
+        <w:pStyle w:val="Compact"/>
+        <w:numPr>
+          <w:ilvl w:val="0"/>
+          <w:numId w:val="1002"/>
+        </w:numPr>
+      </w:pPr>
+      <w:r>
+        <w:rPr>
+          <w:b/>
+          <w:bCs/>
+        </w:rPr>
+        <w:t xml:space="preserve">Patient Journey</w:t>
+      </w:r>
+      <w:r>
+        <w:t xml:space="preserve"> </w:t>
+      </w:r>
+      <w:r>
+        <w:t xml:space="preserve">— Timeline of all messages for a patient by MRN</w:t>
+      </w:r>
+    </w:p>
+    <w:p>
+      <w:pPr>
+        <w:pStyle w:val="Compact"/>
+        <w:numPr>
+          <w:ilvl w:val="0"/>
+          <w:numId w:val="1002"/>
+        </w:numPr>
+      </w:pPr>
+      <w:r>
+        <w:rPr>
+          <w:b/>
+          <w:bCs/>
+        </w:rPr>
+        <w:t xml:space="preserve">AI Filters</w:t>
+      </w:r>
+      <w:r>
+        <w:t xml:space="preserve"> </w:t>
+      </w:r>
+      <w:r>
+        <w:t xml:space="preserve">— Generate filter code from English descriptions</w:t>
+      </w:r>
+    </w:p>
+    <w:p>
+      <w:pPr>
+        <w:pStyle w:val="Compact"/>
+        <w:numPr>
+          <w:ilvl w:val="0"/>
+          <w:numId w:val="1002"/>
+        </w:numPr>
+      </w:pPr>
+      <w:r>
+        <w:rPr>
+          <w:b/>
+          <w:bCs/>
+        </w:rPr>
         <w:t xml:space="preserve">Errors / DLQ</w:t>
       </w:r>
       <w:r>
         <w:t xml:space="preserve"> </w:t>
       </w:r>
       <w:r>
-        <w:t xml:space="preserve">— Dead letter queue viewer</w:t>
+        <w:t xml:space="preserve">— Dead letter queue viewer with click-to-inspect</w:t>
       </w:r>
     </w:p>
     <w:bookmarkEnd w:id="25"/>
@@ -3334,7 +3672,7 @@
         <w:pStyle w:val="FirstParagraph"/>
       </w:pPr>
       <w:r>
-        <w:t xml:space="preserve">The default V8 execution timeout is 50ms. If filters are timing out, check:</w:t>
+        <w:t xml:space="preserve">The default V8 execution timeout is 50ms. Python and bash filters have a 2s timeout. .NET (dotnet-script) filters have a 10s timeout to allow for JIT cold-start. If filters are timing out, check:</w:t>
       </w:r>
     </w:p>
     <w:p>
@@ -3747,7 +4085,7 @@
       </w:r>
     </w:p>
     <w:bookmarkEnd w:id="36"/>
-    <w:bookmarkStart w:id="40" w:name="tls-https"/>
+    <w:bookmarkStart w:id="41" w:name="tls-https"/>
     <w:p>
       <w:pPr>
         <w:pStyle w:val="Heading2"/>
@@ -4003,6 +4341,39 @@
       </w:r>
       <w:r>
         <w:t xml:space="preserve">automatically.</w:t>
+      </w:r>
+    </w:p>
+    <w:bookmarkEnd w:id="39"/>
+    <w:bookmarkStart w:id="40" w:name="websocket-proxy"/>
+    <w:p>
+      <w:pPr>
+        <w:pStyle w:val="Heading3"/>
+      </w:pPr>
+      <w:r>
+        <w:t xml:space="preserve">WebSocket Proxy</w:t>
+      </w:r>
+    </w:p>
+    <w:p>
+      <w:pPr>
+        <w:pStyle w:val="FirstParagraph"/>
+      </w:pPr>
+      <w:r>
+        <w:t xml:space="preserve">The Caddy configuration includes a</w:t>
+      </w:r>
+      <w:r>
+        <w:t xml:space="preserve"> </w:t>
+      </w:r>
+      <w:r>
+        <w:rPr>
+          <w:rStyle w:val="VerbatimChar"/>
+        </w:rPr>
+        <w:t xml:space="preserve">/ws/*</w:t>
+      </w:r>
+      <w:r>
+        <w:t xml:space="preserve"> </w:t>
+      </w:r>
+      <w:r>
+        <w:t xml:space="preserve">reverse proxy rule that routes WebSocket connections to the API service. This powers the real-time Message Flow page. The Caddyfile handles this automatically — no additional configuration needed.</w:t>
       </w:r>
     </w:p>
     <w:p>
@@ -4012,9 +4383,9 @@
         </w:pict>
       </w:r>
     </w:p>
-    <w:bookmarkEnd w:id="39"/>
     <w:bookmarkEnd w:id="40"/>
-    <w:bookmarkStart w:id="45" w:name="security-configuration"/>
+    <w:bookmarkEnd w:id="41"/>
+    <w:bookmarkStart w:id="46" w:name="security-configuration"/>
     <w:p>
       <w:pPr>
         <w:pStyle w:val="Heading2"/>
@@ -4023,7 +4394,7 @@
         <w:t xml:space="preserve">9. Security Configuration</w:t>
       </w:r>
     </w:p>
-    <w:bookmarkStart w:id="41" w:name="rbac"/>
+    <w:bookmarkStart w:id="42" w:name="rbac"/>
     <w:p>
       <w:pPr>
         <w:pStyle w:val="Heading3"/>
@@ -4168,8 +4539,8 @@
         <w:t xml:space="preserve">  https://arteria.software/api/v1/users</w:t>
       </w:r>
     </w:p>
-    <w:bookmarkEnd w:id="41"/>
-    <w:bookmarkStart w:id="42" w:name="rate-limiting"/>
+    <w:bookmarkEnd w:id="42"/>
+    <w:bookmarkStart w:id="43" w:name="rate-limiting"/>
     <w:p>
       <w:pPr>
         <w:pStyle w:val="Heading3"/>
@@ -4186,8 +4557,8 @@
         <w:t xml:space="preserve">Login attempts are rate-limited: 5 attempts per 5 minutes, 15-minute lockout.</w:t>
       </w:r>
     </w:p>
-    <w:bookmarkEnd w:id="42"/>
-    <w:bookmarkStart w:id="43" w:name="audit-log"/>
+    <w:bookmarkEnd w:id="43"/>
+    <w:bookmarkStart w:id="44" w:name="audit-log"/>
     <w:p>
       <w:pPr>
         <w:pStyle w:val="Heading3"/>
@@ -4278,8 +4649,8 @@
         <w:t xml:space="preserve">"https://arteria.software/api/v1/audit-log?username=admin"</w:t>
       </w:r>
     </w:p>
-    <w:bookmarkEnd w:id="43"/>
-    <w:bookmarkStart w:id="44" w:name="ip-allowlisting"/>
+    <w:bookmarkEnd w:id="44"/>
+    <w:bookmarkStart w:id="45" w:name="ip-allowlisting"/>
     <w:p>
       <w:pPr>
         <w:pStyle w:val="Heading3"/>
@@ -4318,9 +4689,9 @@
         </w:pict>
       </w:r>
     </w:p>
-    <w:bookmarkEnd w:id="44"/>
     <w:bookmarkEnd w:id="45"/>
-    <w:bookmarkStart w:id="49" w:name="backup-retention"/>
+    <w:bookmarkEnd w:id="46"/>
+    <w:bookmarkStart w:id="50" w:name="backup-retention"/>
     <w:p>
       <w:pPr>
         <w:pStyle w:val="Heading2"/>
@@ -4329,7 +4700,7 @@
         <w:t xml:space="preserve">10. Backup &amp; Retention</w:t>
       </w:r>
     </w:p>
-    <w:bookmarkStart w:id="46" w:name="automatic-backups"/>
+    <w:bookmarkStart w:id="47" w:name="automatic-backups"/>
     <w:p>
       <w:pPr>
         <w:pStyle w:val="Heading3"/>
@@ -4388,8 +4759,8 @@
         <w:t xml:space="preserve">- Cleans up backups older than 30 days</w:t>
       </w:r>
     </w:p>
-    <w:bookmarkEnd w:id="46"/>
-    <w:bookmarkStart w:id="47" w:name="manual-backuprestore"/>
+    <w:bookmarkEnd w:id="47"/>
+    <w:bookmarkStart w:id="48" w:name="manual-backuprestore"/>
     <w:p>
       <w:pPr>
         <w:pStyle w:val="Heading3"/>
@@ -4589,8 +4960,8 @@
         <w:t xml:space="preserve"> @backup.json https://arteria.software/api/v1/config/import</w:t>
       </w:r>
     </w:p>
-    <w:bookmarkEnd w:id="47"/>
-    <w:bookmarkStart w:id="48" w:name="message-retention"/>
+    <w:bookmarkEnd w:id="48"/>
+    <w:bookmarkStart w:id="49" w:name="message-retention"/>
     <w:p>
       <w:pPr>
         <w:pStyle w:val="Heading3"/>
@@ -4967,24 +5338,32 @@
         </w:pict>
       </w:r>
     </w:p>
-    <w:bookmarkEnd w:id="48"/>
     <w:bookmarkEnd w:id="49"/>
-    <w:bookmarkStart w:id="53" w:name="tunnel-mesh-deployment"/>
+    <w:bookmarkEnd w:id="50"/>
+    <w:bookmarkStart w:id="55" w:name="aorta-mesh-deployment-capillary-agents"/>
     <w:p>
       <w:pPr>
         <w:pStyle w:val="Heading2"/>
       </w:pPr>
       <w:r>
-        <w:t xml:space="preserve">11. Tunnel Mesh Deployment</w:t>
-      </w:r>
-    </w:p>
-    <w:bookmarkStart w:id="50" w:name="agent-deployment-at-remote-site"/>
+        <w:t xml:space="preserve">11. Aorta Mesh Deployment (Capillary Agents)</w:t>
+      </w:r>
+    </w:p>
+    <w:bookmarkStart w:id="51" w:name="option-1-standalone-binary-recommended"/>
     <w:p>
       <w:pPr>
         <w:pStyle w:val="Heading3"/>
       </w:pPr>
       <w:r>
-        <w:t xml:space="preserve">Agent Deployment at Remote Site</w:t>
+        <w:t xml:space="preserve">Option 1: Standalone Binary (Recommended)</w:t>
+      </w:r>
+    </w:p>
+    <w:p>
+      <w:pPr>
+        <w:pStyle w:val="FirstParagraph"/>
+      </w:pPr>
+      <w:r>
+        <w:t xml:space="preserve">No Docker required at the remote site. Download the single Capillary binary:</w:t>
       </w:r>
     </w:p>
     <w:p>
@@ -4995,7 +5374,67 @@
         <w:rPr>
           <w:rStyle w:val="CommentTok"/>
         </w:rPr>
-        <w:t xml:space="preserve"># 1. Create node in Arteria dashboard → get enrollment token</w:t>
+        <w:t xml:space="preserve"># Download for your platform (linux/amd64, linux/arm64, windows/amd64, darwin/*)</w:t>
+      </w:r>
+      <w:r>
+        <w:br/>
+      </w:r>
+      <w:r>
+        <w:rPr>
+          <w:rStyle w:val="ExtensionTok"/>
+        </w:rPr>
+        <w:t xml:space="preserve">curl</w:t>
+      </w:r>
+      <w:r>
+        <w:rPr>
+          <w:rStyle w:val="NormalTok"/>
+        </w:rPr>
+        <w:t xml:space="preserve"> </w:t>
+      </w:r>
+      <w:r>
+        <w:rPr>
+          <w:rStyle w:val="AttributeTok"/>
+        </w:rPr>
+        <w:t xml:space="preserve">-LO</w:t>
+      </w:r>
+      <w:r>
+        <w:rPr>
+          <w:rStyle w:val="NormalTok"/>
+        </w:rPr>
+        <w:t xml:space="preserve"> https://github.com/r2l332/arteria.app/releases/download/v0.1.0/capillary-0.1.0-linux-amd64</w:t>
+      </w:r>
+      <w:r>
+        <w:br/>
+      </w:r>
+      <w:r>
+        <w:rPr>
+          <w:rStyle w:val="FunctionTok"/>
+        </w:rPr>
+        <w:t xml:space="preserve">chmod</w:t>
+      </w:r>
+      <w:r>
+        <w:rPr>
+          <w:rStyle w:val="NormalTok"/>
+        </w:rPr>
+        <w:t xml:space="preserve"> +x capillary-0.1.0-linux-amd64</w:t>
+      </w:r>
+      <w:r>
+        <w:br/>
+      </w:r>
+      <w:r>
+        <w:rPr>
+          <w:rStyle w:val="FunctionTok"/>
+        </w:rPr>
+        <w:t xml:space="preserve">mv</w:t>
+      </w:r>
+      <w:r>
+        <w:rPr>
+          <w:rStyle w:val="NormalTok"/>
+        </w:rPr>
+        <w:t xml:space="preserve"> capillary-0.1.0-linux-amd64 /usr/local/bin/capillary</w:t>
+      </w:r>
+      <w:r>
+        <w:br/>
       </w:r>
       <w:r>
         <w:br/>
@@ -5004,7 +5443,16 @@
         <w:rPr>
           <w:rStyle w:val="CommentTok"/>
         </w:rPr>
-        <w:t xml:space="preserve"># 2. Deploy agent:</w:t>
+        <w:t xml:space="preserve"># 1. Create node in Arteria dashboard (Aorta Mesh page) → get enrollment token</w:t>
+      </w:r>
+      <w:r>
+        <w:br/>
+      </w:r>
+      <w:r>
+        <w:rPr>
+          <w:rStyle w:val="CommentTok"/>
+        </w:rPr>
+        <w:t xml:space="preserve"># 2. Enroll the Capillary agent:</w:t>
       </w:r>
       <w:r>
         <w:br/>
@@ -5013,6 +5461,304 @@
         <w:rPr>
           <w:rStyle w:val="ExtensionTok"/>
         </w:rPr>
+        <w:t xml:space="preserve">capillary</w:t>
+      </w:r>
+      <w:r>
+        <w:rPr>
+          <w:rStyle w:val="NormalTok"/>
+        </w:rPr>
+        <w:t xml:space="preserve"> enroll </w:t>
+      </w:r>
+      <w:r>
+        <w:rPr>
+          <w:rStyle w:val="OperatorTok"/>
+        </w:rPr>
+        <w:t xml:space="preserve">&lt;</w:t>
+      </w:r>
+      <w:r>
+        <w:rPr>
+          <w:rStyle w:val="NormalTok"/>
+        </w:rPr>
+        <w:t xml:space="preserve">token</w:t>
+      </w:r>
+      <w:r>
+        <w:rPr>
+          <w:rStyle w:val="OperatorTok"/>
+        </w:rPr>
+        <w:t xml:space="preserve">&gt;</w:t>
+      </w:r>
+      <w:r>
+        <w:rPr>
+          <w:rStyle w:val="NormalTok"/>
+        </w:rPr>
+        <w:t xml:space="preserve"> --broker arteria.software:9443</w:t>
+      </w:r>
+      <w:r>
+        <w:br/>
+      </w:r>
+      <w:r>
+        <w:br/>
+      </w:r>
+      <w:r>
+        <w:rPr>
+          <w:rStyle w:val="CommentTok"/>
+        </w:rPr>
+        <w:t xml:space="preserve"># 3. Connect and start tunneling:</w:t>
+      </w:r>
+      <w:r>
+        <w:br/>
+      </w:r>
+      <w:r>
+        <w:rPr>
+          <w:rStyle w:val="ExtensionTok"/>
+        </w:rPr>
+        <w:t xml:space="preserve">capillary</w:t>
+      </w:r>
+      <w:r>
+        <w:rPr>
+          <w:rStyle w:val="NormalTok"/>
+        </w:rPr>
+        <w:t xml:space="preserve"> connect </w:t>
+      </w:r>
+      <w:r>
+        <w:rPr>
+          <w:rStyle w:val="AttributeTok"/>
+        </w:rPr>
+        <w:t xml:space="preserve">--broker</w:t>
+      </w:r>
+      <w:r>
+        <w:rPr>
+          <w:rStyle w:val="NormalTok"/>
+        </w:rPr>
+        <w:t xml:space="preserve"> arteria.software:9443</w:t>
+      </w:r>
+    </w:p>
+    <w:p>
+      <w:pPr>
+        <w:pStyle w:val="FirstParagraph"/>
+      </w:pPr>
+      <w:r>
+        <w:t xml:space="preserve">Run as a systemd service:</w:t>
+      </w:r>
+    </w:p>
+    <w:p>
+      <w:pPr>
+        <w:pStyle w:val="SourceCode"/>
+      </w:pPr>
+      <w:r>
+        <w:rPr>
+          <w:rStyle w:val="CommentTok"/>
+        </w:rPr>
+        <w:t xml:space="preserve"># /etc/systemd/system/capillary.service</w:t>
+      </w:r>
+      <w:r>
+        <w:br/>
+      </w:r>
+      <w:r>
+        <w:rPr>
+          <w:rStyle w:val="KeywordTok"/>
+        </w:rPr>
+        <w:t xml:space="preserve">[Unit]</w:t>
+      </w:r>
+      <w:r>
+        <w:br/>
+      </w:r>
+      <w:r>
+        <w:rPr>
+          <w:rStyle w:val="DataTypeTok"/>
+        </w:rPr>
+        <w:t xml:space="preserve">Description</w:t>
+      </w:r>
+      <w:r>
+        <w:rPr>
+          <w:rStyle w:val="OtherTok"/>
+        </w:rPr>
+        <w:t xml:space="preserve">=</w:t>
+      </w:r>
+      <w:r>
+        <w:rPr>
+          <w:rStyle w:val="StringTok"/>
+        </w:rPr>
+        <w:t xml:space="preserve">Arteria Capillary Agent</w:t>
+      </w:r>
+      <w:r>
+        <w:br/>
+      </w:r>
+      <w:r>
+        <w:rPr>
+          <w:rStyle w:val="DataTypeTok"/>
+        </w:rPr>
+        <w:t xml:space="preserve">After</w:t>
+      </w:r>
+      <w:r>
+        <w:rPr>
+          <w:rStyle w:val="OtherTok"/>
+        </w:rPr>
+        <w:t xml:space="preserve">=</w:t>
+      </w:r>
+      <w:r>
+        <w:rPr>
+          <w:rStyle w:val="StringTok"/>
+        </w:rPr>
+        <w:t xml:space="preserve">network.target</w:t>
+      </w:r>
+      <w:r>
+        <w:br/>
+      </w:r>
+      <w:r>
+        <w:br/>
+      </w:r>
+      <w:r>
+        <w:rPr>
+          <w:rStyle w:val="KeywordTok"/>
+        </w:rPr>
+        <w:t xml:space="preserve">[Service]</w:t>
+      </w:r>
+      <w:r>
+        <w:br/>
+      </w:r>
+      <w:r>
+        <w:rPr>
+          <w:rStyle w:val="DataTypeTok"/>
+        </w:rPr>
+        <w:t xml:space="preserve">ExecStart</w:t>
+      </w:r>
+      <w:r>
+        <w:rPr>
+          <w:rStyle w:val="OtherTok"/>
+        </w:rPr>
+        <w:t xml:space="preserve">=</w:t>
+      </w:r>
+      <w:r>
+        <w:rPr>
+          <w:rStyle w:val="StringTok"/>
+        </w:rPr>
+        <w:t xml:space="preserve">/usr/local/bin/capillary connect --broker arteria.software:9443</w:t>
+      </w:r>
+      <w:r>
+        <w:br/>
+      </w:r>
+      <w:r>
+        <w:rPr>
+          <w:rStyle w:val="DataTypeTok"/>
+        </w:rPr>
+        <w:t xml:space="preserve">Restart</w:t>
+      </w:r>
+      <w:r>
+        <w:rPr>
+          <w:rStyle w:val="OtherTok"/>
+        </w:rPr>
+        <w:t xml:space="preserve">=</w:t>
+      </w:r>
+      <w:r>
+        <w:rPr>
+          <w:rStyle w:val="StringTok"/>
+        </w:rPr>
+        <w:t xml:space="preserve">always</w:t>
+      </w:r>
+      <w:r>
+        <w:br/>
+      </w:r>
+      <w:r>
+        <w:rPr>
+          <w:rStyle w:val="DataTypeTok"/>
+        </w:rPr>
+        <w:t xml:space="preserve">RestartSec</w:t>
+      </w:r>
+      <w:r>
+        <w:rPr>
+          <w:rStyle w:val="OtherTok"/>
+        </w:rPr>
+        <w:t xml:space="preserve">=</w:t>
+      </w:r>
+      <w:r>
+        <w:rPr>
+          <w:rStyle w:val="DecValTok"/>
+        </w:rPr>
+        <w:t xml:space="preserve">5</w:t>
+      </w:r>
+      <w:r>
+        <w:br/>
+      </w:r>
+      <w:r>
+        <w:rPr>
+          <w:rStyle w:val="DataTypeTok"/>
+        </w:rPr>
+        <w:t xml:space="preserve">Environment</w:t>
+      </w:r>
+      <w:r>
+        <w:rPr>
+          <w:rStyle w:val="OtherTok"/>
+        </w:rPr>
+        <w:t xml:space="preserve">=</w:t>
+      </w:r>
+      <w:r>
+        <w:rPr>
+          <w:rStyle w:val="StringTok"/>
+        </w:rPr>
+        <w:t xml:space="preserve">AGENT_CONFIG_DIR=/etc/arteria-agent</w:t>
+      </w:r>
+      <w:r>
+        <w:br/>
+      </w:r>
+      <w:r>
+        <w:br/>
+      </w:r>
+      <w:r>
+        <w:rPr>
+          <w:rStyle w:val="KeywordTok"/>
+        </w:rPr>
+        <w:t xml:space="preserve">[Install]</w:t>
+      </w:r>
+      <w:r>
+        <w:br/>
+      </w:r>
+      <w:r>
+        <w:rPr>
+          <w:rStyle w:val="DataTypeTok"/>
+        </w:rPr>
+        <w:t xml:space="preserve">WantedBy</w:t>
+      </w:r>
+      <w:r>
+        <w:rPr>
+          <w:rStyle w:val="OtherTok"/>
+        </w:rPr>
+        <w:t xml:space="preserve">=</w:t>
+      </w:r>
+      <w:r>
+        <w:rPr>
+          <w:rStyle w:val="StringTok"/>
+        </w:rPr>
+        <w:t xml:space="preserve">multi-user.target</w:t>
+      </w:r>
+    </w:p>
+    <w:bookmarkEnd w:id="51"/>
+    <w:bookmarkStart w:id="52" w:name="option-2-docker-deployment"/>
+    <w:p>
+      <w:pPr>
+        <w:pStyle w:val="Heading3"/>
+      </w:pPr>
+      <w:r>
+        <w:t xml:space="preserve">Option 2: Docker Deployment</w:t>
+      </w:r>
+    </w:p>
+    <w:p>
+      <w:pPr>
+        <w:pStyle w:val="SourceCode"/>
+      </w:pPr>
+      <w:r>
+        <w:rPr>
+          <w:rStyle w:val="CommentTok"/>
+        </w:rPr>
+        <w:t xml:space="preserve"># Enroll:</w:t>
+      </w:r>
+      <w:r>
+        <w:br/>
+      </w:r>
+      <w:r>
+        <w:rPr>
+          <w:rStyle w:val="ExtensionTok"/>
+        </w:rPr>
         <w:t xml:space="preserve">docker</w:t>
       </w:r>
       <w:r>
@@ -5043,7 +5789,7 @@
         <w:rPr>
           <w:rStyle w:val="NormalTok"/>
         </w:rPr>
-        <w:t xml:space="preserve"> arteria-node </w:t>
+        <w:t xml:space="preserve"> capillary </w:t>
       </w:r>
       <w:r>
         <w:rPr>
@@ -5166,7 +5912,7 @@
         <w:rPr>
           <w:rStyle w:val="NormalTok"/>
         </w:rPr>
-        <w:t xml:space="preserve">  arteria-agent enroll </w:t>
+        <w:t xml:space="preserve">  capillary enroll </w:t>
       </w:r>
       <w:r>
         <w:rPr>
@@ -5194,6 +5940,15 @@
       </w:r>
       <w:r>
         <w:rPr>
+          <w:rStyle w:val="CommentTok"/>
+        </w:rPr>
+        <w:t xml:space="preserve"># Connect:</w:t>
+      </w:r>
+      <w:r>
+        <w:br/>
+      </w:r>
+      <w:r>
+        <w:rPr>
           <w:rStyle w:val="ExtensionTok"/>
         </w:rPr>
         <w:t xml:space="preserve">docker</w:t>
@@ -5226,7 +5981,7 @@
         <w:rPr>
           <w:rStyle w:val="NormalTok"/>
         </w:rPr>
-        <w:t xml:space="preserve"> arteria-node </w:t>
+        <w:t xml:space="preserve"> capillary </w:t>
       </w:r>
       <w:r>
         <w:rPr>
@@ -5364,8 +6119,8 @@
         <w:t xml:space="preserve">  arteria-agent connect</w:t>
       </w:r>
     </w:p>
-    <w:bookmarkEnd w:id="50"/>
-    <w:bookmarkStart w:id="51" w:name="port-management"/>
+    <w:bookmarkEnd w:id="52"/>
+    <w:bookmarkStart w:id="53" w:name="port-management"/>
     <w:p>
       <w:pPr>
         <w:pStyle w:val="Heading3"/>
@@ -5448,8 +6203,8 @@
         <w:t xml:space="preserve"># Recreate container</w:t>
       </w:r>
     </w:p>
-    <w:bookmarkEnd w:id="51"/>
-    <w:bookmarkStart w:id="52" w:name="required-firewall-ports"/>
+    <w:bookmarkEnd w:id="53"/>
+    <w:bookmarkStart w:id="54" w:name="required-firewall-ports"/>
     <w:p>
       <w:pPr>
         <w:pStyle w:val="Heading3"/>
@@ -5461,13 +6216,14 @@
     <w:tbl>
       <w:tblPr>
         <w:tblStyle w:val="Table"/>
-        <w:tblW w:type="auto" w:w="0"/>
+        <w:tblW w:type="pct" w:w="5000"/>
+        <w:tblLayout w:type="fixed"/>
         <w:tblLook w:firstRow="1" w:lastRow="0" w:firstColumn="0" w:lastColumn="0" w:noHBand="0" w:noVBand="0" w:val="0020"/>
       </w:tblPr>
       <w:tblGrid>
-        <w:gridCol w:w="1980"/>
-        <w:gridCol w:w="1980"/>
-        <w:gridCol w:w="1980"/>
+        <w:gridCol w:w="2200"/>
+        <w:gridCol w:w="1320"/>
+        <w:gridCol w:w="2420"/>
         <w:gridCol w:w="1980"/>
       </w:tblGrid>
       <w:tr>
@@ -5606,7 +6362,7 @@
               <w:pStyle w:val="Compact"/>
             </w:pPr>
             <w:r>
-              <w:t xml:space="preserve">Tunnel broker (agent connections)</w:t>
+              <w:t xml:space="preserve">Aorta broker (Capillary connections)</w:t>
             </w:r>
           </w:p>
         </w:tc>
@@ -5619,7 +6375,7 @@
               <w:pStyle w:val="Compact"/>
             </w:pPr>
             <w:r>
-              <w:t xml:space="preserve">Agent (hospital)</w:t>
+              <w:t xml:space="preserve">Capillary (hospital)</w:t>
             </w:r>
           </w:p>
         </w:tc>
@@ -5652,7 +6408,7 @@
               <w:pStyle w:val="Compact"/>
             </w:pPr>
             <w:r>
-              <w:t xml:space="preserve">Agent connects to broker</w:t>
+              <w:t xml:space="preserve">Capillary connects to Aorta</w:t>
             </w:r>
           </w:p>
         </w:tc>
@@ -5665,7 +6421,7 @@
               <w:pStyle w:val="Compact"/>
             </w:pPr>
             <w:r>
-              <w:t xml:space="preserve">Agent (hospital)</w:t>
+              <w:t xml:space="preserve">Capillary (hospital)</w:t>
             </w:r>
           </w:p>
         </w:tc>
@@ -5698,7 +6454,7 @@
               <w:pStyle w:val="Compact"/>
             </w:pPr>
             <w:r>
-              <w:t xml:space="preserve">HL7 apps send to agent</w:t>
+              <w:t xml:space="preserve">HL7 apps send to Capillary</w:t>
             </w:r>
           </w:p>
         </w:tc>
@@ -5711,9 +6467,9 @@
         </w:pict>
       </w:r>
     </w:p>
-    <w:bookmarkEnd w:id="52"/>
-    <w:bookmarkEnd w:id="53"/>
-    <w:bookmarkStart w:id="56" w:name="testing"/>
+    <w:bookmarkEnd w:id="54"/>
+    <w:bookmarkEnd w:id="55"/>
+    <w:bookmarkStart w:id="58" w:name="testing"/>
     <w:p>
       <w:pPr>
         <w:pStyle w:val="Heading2"/>
@@ -5722,7 +6478,7 @@
         <w:t xml:space="preserve">12. Testing</w:t>
       </w:r>
     </w:p>
-    <w:bookmarkStart w:id="54" w:name="automated-test-suite"/>
+    <w:bookmarkStart w:id="56" w:name="automated-test-suite"/>
     <w:p>
       <w:pPr>
         <w:pStyle w:val="Heading3"/>
@@ -5780,8 +6536,8 @@
         <w:t xml:space="preserve">35 tests across 6 suites: Ingestion, API CRUD, Filter Chain, Routing, Error Handling, Metrics.</w:t>
       </w:r>
     </w:p>
-    <w:bookmarkEnd w:id="54"/>
-    <w:bookmarkStart w:id="55" w:name="system-health-check"/>
+    <w:bookmarkEnd w:id="56"/>
+    <w:bookmarkStart w:id="57" w:name="system-health-check"/>
     <w:p>
       <w:pPr>
         <w:pStyle w:val="Heading3"/>
@@ -5798,9 +6554,9 @@
         <w:t xml:space="preserve">Dashboard → Settings → Run Tests (checks API, V8, NATS, ScyllaDB connectivity).</w:t>
       </w:r>
     </w:p>
-    <w:bookmarkEnd w:id="55"/>
-    <w:bookmarkEnd w:id="56"/>
     <w:bookmarkEnd w:id="57"/>
+    <w:bookmarkEnd w:id="58"/>
+    <w:bookmarkEnd w:id="59"/>
     <w:sectPr>
       <w:footnotePr>
         <w:numRestart w:val="eachSect"/>
